--- a/paper/manuscript.ko.docx
+++ b/paper/manuscript.ko.docx
@@ -7,12 +7,14 @@
         <w:pStyle w:val="Title"/>
       </w:pPr>
       <w:r>
-        <w:t>비얼굴 순차 이미지 편집에서 얼굴 변화와 원본 기반 재생성의 탐색적 비교</w:t>
+        <w:t xml:space="preserve">반복 이미지 편집에서의 얼굴 보존과 </w:t>
+        <w:br/>
+        <w:t>원본 기반 재생성 비교</w:t>
       </w:r>
     </w:p>
     <w:p>
       <w:r>
-        <w:t>An Exploratory Comparison of Facial Change and Original-Referenced Regeneration in Sequential Non-Facial Image Editing</w:t>
+        <w:t>A Comparison of Facial Preservation and Original-Referenced Regeneration in Iterative Image Editing</w:t>
       </w:r>
     </w:p>
     <w:p>
